--- a/downloads/A股短线候选_2026-09-15.docx
+++ b/downloads/A股短线候选_2026-09-15.docx
@@ -165,7 +165,7 @@
                 <w:rFonts w:ascii="Microsoft YaHei" w:hAnsi="Microsoft YaHei" w:eastAsia="Microsoft YaHei"/>
                 <w:b w:val="0"/>
               </w:rPr>
-              <w:t>—</w:t>
+              <w:t>7639.8亿</w:t>
             </w:r>
           </w:p>
         </w:tc>
@@ -227,7 +227,7 @@
                 <w:rFonts w:ascii="Microsoft YaHei" w:hAnsi="Microsoft YaHei" w:eastAsia="Microsoft YaHei"/>
                 <w:b w:val="0"/>
               </w:rPr>
-              <w:t>—</w:t>
+              <w:t>8487.3亿</w:t>
             </w:r>
           </w:p>
         </w:tc>
@@ -289,7 +289,7 @@
                 <w:rFonts w:ascii="Microsoft YaHei" w:hAnsi="Microsoft YaHei" w:eastAsia="Microsoft YaHei"/>
                 <w:b w:val="0"/>
               </w:rPr>
-              <w:t>—</w:t>
+              <w:t>3913.4亿</w:t>
             </w:r>
           </w:p>
         </w:tc>
